--- a/wiki/medical/胃肠健康管理_给医院看的合作方案.docx
+++ b/wiki/medical/胃肠健康管理_给医院看的合作方案.docx
@@ -11,7 +11,7 @@
           <w:color w:val="1A478A"/>
           <w:sz w:val="44"/>
         </w:rPr>
-        <w:t>便携式生物反馈胃肠起搏治疗仪居家延续治疗项目合作方案</w:t>
+        <w:t>胃肠健康管理 · 居家延续治疗项目合作方案</w:t>
       </w:r>
     </w:p>
     <w:p>
@@ -68,7 +68,7 @@
         <w:spacing w:after="120" w:line="312" w:lineRule="auto"/>
       </w:pPr>
       <w:r>
-        <w:t>便携式生物反馈胃肠起搏治疗仪居家延续治疗</w:t>
+        <w:t>胃肠健康管理 · 居家延续治疗</w:t>
       </w:r>
     </w:p>
     <w:p>
@@ -88,7 +88,7 @@
         <w:spacing w:after="120" w:line="312" w:lineRule="auto"/>
       </w:pPr>
       <w:r>
-        <w:t>门诊、出院确诊胃食管反流、慢性功能性便秘（慢传输型）、出口梗阻性便秘、胃肠功能紊乱的患者，提供便携式生物反馈胃肠起搏治疗仪 + 全周期消化健康管理服务。</w:t>
+        <w:t>门诊、出院确诊胃食管反流、慢性功能性便秘（慢传输型）、出口梗阻性便秘、胃肠功能紊乱的患者，提供居家健康管理服务。</w:t>
       </w:r>
     </w:p>
     <w:p>
@@ -203,7 +203,7 @@
           <w:color w:val="2D5F9E"/>
           <w:sz w:val="26"/>
         </w:rPr>
-        <w:t>2.1 核心症状与治疗方案</w:t>
+        <w:t>2.1 适应症与治疗方案</w:t>
       </w:r>
     </w:p>
     <w:tbl>
@@ -233,7 +233,7 @@
                 <w:color w:val="FFFFFF"/>
                 <w:sz w:val="20"/>
               </w:rPr>
-              <w:t>症状</w:t>
+              <w:t>适应症</w:t>
             </w:r>
           </w:p>
         </w:tc>
@@ -250,7 +250,7 @@
                 <w:color w:val="FFFFFF"/>
                 <w:sz w:val="20"/>
               </w:rPr>
-              <w:t>适用设备</w:t>
+              <w:t>治疗方案</w:t>
             </w:r>
           </w:p>
         </w:tc>
@@ -308,7 +308,7 @@
           <w:p>
             <w:r/>
             <w:r>
-              <w:t>圆小汫（生物反馈电刺激治疗仪）</w:t>
+              <w:t>生物反馈电刺激治疗</w:t>
             </w:r>
           </w:p>
         </w:tc>
@@ -330,7 +330,7 @@
           <w:p>
             <w:r/>
             <w:r>
-              <w:t>生物反馈训练盆底肌协调，纠正排便时肌肉矛盾收缩</w:t>
+              <w:t>训练盆底肌协调，纠正排便时肌肉矛盾收缩</w:t>
             </w:r>
           </w:p>
         </w:tc>
@@ -356,7 +356,7 @@
           <w:p>
             <w:r/>
             <w:r>
-              <w:t>胃肠起搏治疗仪</w:t>
+              <w:t>胃肠起搏治疗</w:t>
             </w:r>
           </w:p>
         </w:tc>
@@ -404,7 +404,7 @@
           <w:p>
             <w:r/>
             <w:r>
-              <w:t>胃肠起搏治疗仪</w:t>
+              <w:t>胃肠起搏治疗</w:t>
             </w:r>
           </w:p>
         </w:tc>
@@ -454,7 +454,7 @@
         <w:rPr>
           <w:b/>
         </w:rPr>
-        <w:t>单品疗程（单一症状）：</w:t>
+        <w:t>单品疗程（单一适应症）：</w:t>
       </w:r>
       <w:r/>
     </w:p>
@@ -502,7 +502,7 @@
                 <w:color w:val="FFFFFF"/>
                 <w:sz w:val="20"/>
               </w:rPr>
-              <w:t>症状</w:t>
+              <w:t>适应症</w:t>
             </w:r>
           </w:p>
         </w:tc>
@@ -694,7 +694,7 @@
         <w:rPr>
           <w:b/>
         </w:rPr>
-        <w:t>组合服务包（合并症状）：</w:t>
+        <w:t>组合服务包（合并适应症）：</w:t>
       </w:r>
       <w:r/>
     </w:p>
@@ -742,7 +742,7 @@
                 <w:color w:val="FFFFFF"/>
                 <w:sz w:val="20"/>
               </w:rPr>
-              <w:t>包含症状</w:t>
+              <w:t>包含内容</w:t>
             </w:r>
           </w:p>
         </w:tc>
@@ -852,7 +852,7 @@
           <w:color w:val="333333"/>
           <w:sz w:val="18"/>
         </w:rPr>
-        <w:t>医生诊断评估 → 确定症状类型</w:t>
+        <w:t>医生诊断评估 → 确定适应症类型</w:t>
         <w:br/>
         <w:t xml:space="preserve">       ↓</w:t>
         <w:br/>
@@ -864,7 +864,7 @@
         <w:br/>
         <w:t xml:space="preserve">       ↓</w:t>
         <w:br/>
-        <w:t>居家治疗（10-15次，按方案执行）</w:t>
+        <w:t>居家治疗（按方案执行）</w:t>
         <w:br/>
         <w:t xml:space="preserve">       ↓</w:t>
         <w:br/>
@@ -917,7 +917,7 @@
         <w:ind w:left="567"/>
       </w:pPr>
       <w:r>
-        <w:t>起搏处方制定与审核</w:t>
+        <w:t>治疗方案制定与审核</w:t>
       </w:r>
     </w:p>
     <w:p>
@@ -960,7 +960,7 @@
         <w:ind w:left="567"/>
       </w:pPr>
       <w:r>
-        <w:t>设备租赁及使用培训</w:t>
+        <w:t>治疗设备租赁及使用培训</w:t>
       </w:r>
     </w:p>
     <w:p>
@@ -1059,7 +1059,7 @@
         <w:ind w:left="567"/>
       </w:pPr>
       <w:r>
-        <w:t>安排消化科医生进行诊断、处方开具、复诊评估</w:t>
+        <w:t>安排消化科医生进行诊断、治疗处方开具、复诊评估</w:t>
       </w:r>
     </w:p>
     <w:p>
@@ -1112,7 +1112,7 @@
         <w:ind w:left="567"/>
       </w:pPr>
       <w:r>
-        <w:t>全额投入设备（含胃肠起搏治疗仪和圆小汫）</w:t>
+        <w:t>全额投入治疗设备</w:t>
       </w:r>
     </w:p>
     <w:p>
@@ -1344,7 +1344,7 @@
           <w:color w:val="1A478A"/>
           <w:sz w:val="32"/>
         </w:rPr>
-        <w:t>四、设备说明</w:t>
+        <w:t>四、治疗设备</w:t>
       </w:r>
     </w:p>
     <w:tbl>
@@ -1442,7 +1442,7 @@
           <w:p>
             <w:r/>
             <w:r>
-              <w:t>居家使用，操作简便</w:t>
+              <w:t>圆爱康自研，居家使用，操作简便</w:t>
             </w:r>
           </w:p>
         </w:tc>
@@ -1528,7 +1528,7 @@
         <w:ind w:left="567"/>
       </w:pPr>
       <w:r>
-        <w:t>完善消化科慢病延续性医疗服务体系</w:t>
+        <w:t>完善消化科延续性医疗服务体系</w:t>
       </w:r>
     </w:p>
     <w:p>

--- a/wiki/medical/胃肠健康管理_给医院看的合作方案.docx
+++ b/wiki/medical/胃肠健康管理_给医院看的合作方案.docx
@@ -856,7 +856,7 @@
         <w:br/>
         <w:t xml:space="preserve">       ↓</w:t>
         <w:br/>
-        <w:t>患者签约疗程/服务包</w:t>
+        <w:t>患者签约疗程/服务包（费用付给圆爱康平台）</w:t>
         <w:br/>
         <w:t xml:space="preserve">       ↓</w:t>
         <w:br/>
@@ -896,7 +896,7 @@
         <w:rPr>
           <w:b/>
         </w:rPr>
-        <w:t>医疗部分（由医院提供）：</w:t>
+        <w:t>医疗服务（由医院提供）：</w:t>
       </w:r>
       <w:r/>
     </w:p>
@@ -949,7 +949,7 @@
         <w:rPr>
           <w:b/>
         </w:rPr>
-        <w:t>居家管理部分（由圆爱康提供）：</w:t>
+        <w:t>居家管理服务（由圆爱康提供）：</w:t>
       </w:r>
       <w:r/>
     </w:p>
@@ -1070,16 +1070,6 @@
       </w:pPr>
       <w:r>
         <w:t>提供场地用于患者培训和初期设备调试</w:t>
-      </w:r>
-    </w:p>
-    <w:p>
-      <w:pPr>
-        <w:pStyle w:val="ListBullet"/>
-        <w:spacing w:after="60"/>
-        <w:ind w:left="567"/>
-      </w:pPr>
-      <w:r>
-        <w:t>收费管理</w:t>
       </w:r>
     </w:p>
     <w:p>
@@ -1275,14 +1265,6 @@
     </w:p>
     <w:p>
       <w:pPr>
-        <w:spacing w:after="120" w:line="312" w:lineRule="auto"/>
-      </w:pPr>
-      <w:r>
-        <w:t>标准服务小组：1名消化医师+1名护士+1名营养师+1名健康管理师</w:t>
-      </w:r>
-    </w:p>
-    <w:p>
-      <w:pPr>
         <w:pStyle w:val="Heading3"/>
       </w:pPr>
       <w:r>
@@ -1295,12 +1277,25 @@
     </w:p>
     <w:p>
       <w:pPr>
+        <w:spacing w:after="120" w:line="312" w:lineRule="auto"/>
+      </w:pPr>
+      <w:r/>
+      <w:r>
+        <w:rPr>
+          <w:b/>
+        </w:rPr>
+        <w:t>结算模式：</w:t>
+      </w:r>
+      <w:r/>
+    </w:p>
+    <w:p>
+      <w:pPr>
         <w:pStyle w:val="ListBullet"/>
         <w:spacing w:after="60"/>
         <w:ind w:left="567"/>
       </w:pPr>
       <w:r>
-        <w:t>患者费用统一在院内收取</w:t>
+        <w:t>患者费用统一由圆爱康平台收取</w:t>
       </w:r>
     </w:p>
     <w:p>
@@ -1310,7 +1305,7 @@
         <w:ind w:left="567"/>
       </w:pPr>
       <w:r>
-        <w:t>双方按营收比例月度结算</w:t>
+        <w:t>圆爱康向医院购买医疗服务（诊断评估、处方制定、复诊评估等）</w:t>
       </w:r>
     </w:p>
     <w:p>
@@ -1320,7 +1315,44 @@
         <w:ind w:left="567"/>
       </w:pPr>
       <w:r>
-        <w:t>具体分成比例协商确定</w:t>
+        <w:t>双方按月对账结算</w:t>
+      </w:r>
+    </w:p>
+    <w:p>
+      <w:pPr>
+        <w:spacing w:after="120" w:line="312" w:lineRule="auto"/>
+      </w:pPr>
+      <w:r/>
+      <w:r>
+        <w:rPr>
+          <w:b/>
+        </w:rPr>
+        <w:t>资金流向：</w:t>
+      </w:r>
+      <w:r/>
+    </w:p>
+    <w:p>
+      <w:pPr>
+        <w:spacing w:before="80" w:after="80"/>
+        <w:shd w:fill="F0F0F0"/>
+      </w:pPr>
+      <w:r>
+        <w:rPr>
+          <w:rFonts w:ascii="Consolas" w:hAnsi="Consolas"/>
+          <w:color w:val="333333"/>
+          <w:sz w:val="18"/>
+        </w:rPr>
+        <w:t>患者 → 圆爱康平台（统一收款）</w:t>
+        <w:br/>
+        <w:t xml:space="preserve">       ↓</w:t>
+        <w:br/>
+        <w:t>圆爱康向医院支付医疗服务采购费用</w:t>
+        <w:br/>
+        <w:t xml:space="preserve">       ↓</w:t>
+        <w:br/>
+        <w:t>医院提供：医生诊疗、处方、复诊</w:t>
+        <w:br/>
+        <w:t>圆爱康提供：设备、随访、数据管理</w:t>
       </w:r>
     </w:p>
     <w:p>
